--- a/3. Project Design Phase/Solution Architecture.docx
+++ b/3. Project Design Phase/Solution Architecture.docx
@@ -116,7 +116,7 @@
               <w:rPr>
                 <w:rtl w:val="0"/>
               </w:rPr>
-              <w:t xml:space="preserve">19 September 2026</w:t>
+              <w:t xml:space="preserve">24 October  2026</w:t>
             </w:r>
           </w:p>
         </w:tc>
@@ -150,7 +150,7 @@
               <w:rPr>
                 <w:rtl w:val="0"/>
               </w:rPr>
-              <w:t xml:space="preserve">PNT2022TMIDxxxxxx</w:t>
+              <w:t xml:space="preserve">EN25CS3010138</w:t>
             </w:r>
           </w:p>
         </w:tc>
@@ -178,13 +178,21 @@
           <w:tcPr/>
           <w:p>
             <w:pPr>
-              <w:rPr/>
+              <w:rPr>
+                <w:rFonts w:ascii="Arial" w:cs="Arial" w:eastAsia="Arial" w:hAnsi="Arial"/>
+              </w:rPr>
             </w:pPr>
+            <w:r>
+              <w:rPr>
+                <w:color w:val="0a0a0a"/>
+                <w:rtl w:val="0"/>
+              </w:rPr>
+              <w:t xml:space="preserve">Electric Vehicle Market Performance &amp; Insights</w:t>
+            </w:r>
             <w:r>
               <w:rPr>
                 <w:rtl w:val="0"/>
               </w:rPr>
-              <w:t xml:space="preserve">Project - xxx</w:t>
             </w:r>
           </w:p>
         </w:tc>
@@ -306,6 +314,11 @@
         </w:rPr>
         <w:t xml:space="preserve">Find the best tech solution to solve existing business problems.</w:t>
       </w:r>
+      <w:r>
+        <w:rPr>
+          <w:rtl w:val="0"/>
+        </w:rPr>
+      </w:r>
     </w:p>
     <w:p>
       <w:pPr>
@@ -330,6 +343,11 @@
         </w:rPr>
         <w:t xml:space="preserve">Describe the structure, characteristics, behavior, and other aspects of the software to project stakeholders.</w:t>
       </w:r>
+      <w:r>
+        <w:rPr>
+          <w:rtl w:val="0"/>
+        </w:rPr>
+      </w:r>
     </w:p>
     <w:p>
       <w:pPr>
@@ -354,6 +372,11 @@
         </w:rPr>
         <w:t xml:space="preserve">Define features, development phases, and solution requirements.</w:t>
       </w:r>
+      <w:r>
+        <w:rPr>
+          <w:rtl w:val="0"/>
+        </w:rPr>
+      </w:r>
     </w:p>
     <w:p>
       <w:pPr>
@@ -378,6 +401,11 @@
         </w:rPr>
         <w:t xml:space="preserve">Provide specifications according to which the solution is defined, managed, and delivered.</w:t>
       </w:r>
+      <w:r>
+        <w:rPr>
+          <w:rtl w:val="0"/>
+        </w:rPr>
+      </w:r>
     </w:p>
     <w:p>
       <w:pPr>
@@ -448,7 +476,7 @@
           <wp:inline distB="114300" distT="114300" distL="114300" distR="114300">
             <wp:extent cx="2914650" cy="4065101"/>
             <wp:effectExtent b="0" l="0" r="0" t="0"/>
-            <wp:docPr id="3" name="image3.png"/>
+            <wp:docPr id="8" name="image3.png"/>
             <a:graphic>
               <a:graphicData uri="http://schemas.openxmlformats.org/drawingml/2006/picture">
                 <pic:pic>
@@ -528,7 +556,7 @@
     <w:sdt>
       <w:sdtPr>
         <w:lock w:val="contentLocked"/>
-        <w:id w:val="-439335461"/>
+        <w:id w:val="-213416179"/>
         <w:tag w:val="goog_rdk_0"/>
       </w:sdtPr>
       <w:sdtContent>
@@ -610,7 +638,6 @@
                 <w:pPr>
                   <w:keepNext w:val="0"/>
                   <w:keepLines w:val="0"/>
-                  <w:pageBreakBefore w:val="0"/>
                   <w:widowControl w:val="0"/>
                   <w:pBdr>
                     <w:top w:space="0" w:sz="0" w:val="nil"/>
@@ -653,7 +680,6 @@
                 <w:pPr>
                   <w:keepNext w:val="0"/>
                   <w:keepLines w:val="0"/>
-                  <w:pageBreakBefore w:val="0"/>
                   <w:widowControl w:val="0"/>
                   <w:pBdr>
                     <w:top w:space="0" w:sz="0" w:val="nil"/>
@@ -702,7 +728,6 @@
                 <w:pPr>
                   <w:keepNext w:val="0"/>
                   <w:keepLines w:val="0"/>
-                  <w:pageBreakBefore w:val="0"/>
                   <w:widowControl w:val="0"/>
                   <w:pBdr>
                     <w:top w:space="0" w:sz="0" w:val="nil"/>
@@ -742,7 +767,6 @@
                 <w:pPr>
                   <w:keepNext w:val="0"/>
                   <w:keepLines w:val="0"/>
-                  <w:pageBreakBefore w:val="0"/>
                   <w:widowControl w:val="0"/>
                   <w:pBdr>
                     <w:top w:space="0" w:sz="0" w:val="nil"/>
@@ -782,7 +806,6 @@
                 <w:pPr>
                   <w:keepNext w:val="0"/>
                   <w:keepLines w:val="0"/>
-                  <w:pageBreakBefore w:val="0"/>
                   <w:widowControl w:val="0"/>
                   <w:pBdr>
                     <w:top w:space="0" w:sz="0" w:val="nil"/>
@@ -828,7 +851,6 @@
                 <w:pPr>
                   <w:keepNext w:val="0"/>
                   <w:keepLines w:val="0"/>
-                  <w:pageBreakBefore w:val="0"/>
                   <w:widowControl w:val="0"/>
                   <w:pBdr>
                     <w:top w:space="0" w:sz="0" w:val="nil"/>
@@ -868,7 +890,6 @@
                 <w:pPr>
                   <w:keepNext w:val="0"/>
                   <w:keepLines w:val="0"/>
-                  <w:pageBreakBefore w:val="0"/>
                   <w:widowControl w:val="0"/>
                   <w:pBdr>
                     <w:top w:space="0" w:sz="0" w:val="nil"/>
@@ -908,7 +929,6 @@
                 <w:pPr>
                   <w:keepNext w:val="0"/>
                   <w:keepLines w:val="0"/>
-                  <w:pageBreakBefore w:val="0"/>
                   <w:widowControl w:val="0"/>
                   <w:pBdr>
                     <w:top w:space="0" w:sz="0" w:val="nil"/>
@@ -954,7 +974,6 @@
                 <w:pPr>
                   <w:keepNext w:val="0"/>
                   <w:keepLines w:val="0"/>
-                  <w:pageBreakBefore w:val="0"/>
                   <w:widowControl w:val="0"/>
                   <w:pBdr>
                     <w:top w:space="0" w:sz="0" w:val="nil"/>
@@ -994,7 +1013,6 @@
                 <w:pPr>
                   <w:keepNext w:val="0"/>
                   <w:keepLines w:val="0"/>
-                  <w:pageBreakBefore w:val="0"/>
                   <w:widowControl w:val="0"/>
                   <w:pBdr>
                     <w:top w:space="0" w:sz="0" w:val="nil"/>
@@ -1034,7 +1052,6 @@
                 <w:pPr>
                   <w:keepNext w:val="0"/>
                   <w:keepLines w:val="0"/>
-                  <w:pageBreakBefore w:val="0"/>
                   <w:widowControl w:val="0"/>
                   <w:pBdr>
                     <w:top w:space="0" w:sz="0" w:val="nil"/>
@@ -1119,12 +1136,12 @@
           <wp:extent cx="864691" cy="395288"/>
           <wp:effectExtent b="0" l="0" r="0" t="0"/>
           <wp:wrapNone/>
-          <wp:docPr id="5" name="image1.png"/>
+          <wp:docPr id="7" name="image2.png"/>
           <a:graphic>
             <a:graphicData uri="http://schemas.openxmlformats.org/drawingml/2006/picture">
               <pic:pic>
                 <pic:nvPicPr>
-                  <pic:cNvPr id="0" name="image1.png"/>
+                  <pic:cNvPr id="0" name="image2.png"/>
                   <pic:cNvPicPr preferRelativeResize="0"/>
                 </pic:nvPicPr>
                 <pic:blipFill>
@@ -1162,12 +1179,12 @@
           <wp:extent cx="1376363" cy="589870"/>
           <wp:effectExtent b="0" l="0" r="0" t="0"/>
           <wp:wrapNone/>
-          <wp:docPr id="4" name="image2.png"/>
+          <wp:docPr id="6" name="image1.png"/>
           <a:graphic>
             <a:graphicData uri="http://schemas.openxmlformats.org/drawingml/2006/picture">
               <pic:pic>
                 <pic:nvPicPr>
-                  <pic:cNvPr id="0" name="image2.png"/>
+                  <pic:cNvPr id="0" name="image1.png"/>
                   <pic:cNvPicPr preferRelativeResize="0"/>
                 </pic:nvPicPr>
                 <pic:blipFill>
@@ -1486,6 +1503,20 @@
       <w:szCs w:val="72"/>
     </w:rPr>
   </w:style>
+  <w:style w:type="table" w:styleId="TableNormal" w:default="1">
+    <w:name w:val="TableNormal"/>
+    <w:tblPr>
+      <w:tblCellMar>
+        <w:top w:w="100.0" w:type="dxa"/>
+        <w:left w:w="100.0" w:type="dxa"/>
+        <w:bottom w:w="100.0" w:type="dxa"/>
+        <w:right w:w="100.0" w:type="dxa"/>
+      </w:tblCellMar>
+    </w:tblPr>
+  </w:style>
+  <w:style w:type="paragraph" w:styleId="Normal" w:default="1">
+    <w:name w:val="normal"/>
+  </w:style>
   <w:style w:type="character" w:styleId="DefaultParagraphFont" w:default="1">
     <w:name w:val="Default Paragraph Font"/>
     <w:uiPriority w:val="1"/>
@@ -1593,6 +1624,29 @@
       <w:iCs w:val="1"/>
     </w:rPr>
   </w:style>
+  <w:style w:type="table" w:styleId="Table1">
+    <w:basedOn w:val="TableNormal"/>
+    <w:pPr>
+      <w:spacing w:after="0" w:line="240" w:lineRule="auto"/>
+    </w:pPr>
+    <w:tblPr>
+      <w:tblStyleRowBandSize w:val="1"/>
+      <w:tblStyleColBandSize w:val="1"/>
+      <w:tblCellMar>
+        <w:top w:w="0.0" w:type="dxa"/>
+        <w:left w:w="108.0" w:type="dxa"/>
+        <w:bottom w:w="0.0" w:type="dxa"/>
+        <w:right w:w="108.0" w:type="dxa"/>
+      </w:tblCellMar>
+    </w:tblPr>
+  </w:style>
+  <w:style w:type="table" w:styleId="Table2">
+    <w:basedOn w:val="TableNormal"/>
+    <w:tblPr>
+      <w:tblStyleRowBandSize w:val="1"/>
+      <w:tblStyleColBandSize w:val="1"/>
+    </w:tblPr>
+  </w:style>
   <w:style w:type="paragraph" w:styleId="Subtitle">
     <w:name w:val="Subtitle"/>
     <w:basedOn w:val="Normal"/>
@@ -1633,6 +1687,12 @@
     <w:tblPr>
       <w:tblStyleRowBandSize w:val="1"/>
       <w:tblStyleColBandSize w:val="1"/>
+      <w:tblCellMar>
+        <w:top w:w="0.0" w:type="dxa"/>
+        <w:left w:w="108.0" w:type="dxa"/>
+        <w:bottom w:w="0.0" w:type="dxa"/>
+        <w:right w:w="108.0" w:type="dxa"/>
+      </w:tblCellMar>
     </w:tblPr>
   </w:style>
 </w:styles>
@@ -1935,7 +1995,7 @@
 
 <file path=customXML/item1.xml><?xml version="1.0" encoding="utf-8"?>
 <go:gDocsCustomXmlDataStorage xmlns:go="http://customooxmlschemas.google.com/" xmlns:r="http://schemas.openxmlformats.org/officeDocument/2006/relationships" uri="GoogleDocsCustomDataVersion2">
-  <go:docsCustomData xmlns:go="http://customooxmlschemas.google.com/" roundtripDataSignature="AMtx7mj6kzLwCLXBqfgnFrwvmWhfF8j69Q==">CgMxLjAaHwoBMBIaChgICVIUChJ0YWJsZS5hcTFjZTE5ZmY4dHM4AHIhMXZzTEYwOHlxOEhxWnRKT05LektVLVNTNGdOcGdjczVO</go:docsCustomData>
+  <go:docsCustomData xmlns:go="http://customooxmlschemas.google.com/" roundtripDataSignature="AMtx7mj9KTIXKzwDP+Ll9muHjX51kbGMjA==">CgMxLjAaHwoBMBIaChgICVIUChJ0YWJsZS5hcTFjZTE5ZmY4dHM4AHIhMUdwaGlkS3g3US1lTWpSQ04xUmFYdHFBc291b0xGazQw</go:docsCustomData>
 </go:gDocsCustomXmlDataStorage>
 </file>
 
